--- a/projects/HR/Китайский снабженец/ИНСТРУКЦИЯ_ПО_РАБОТЕ_В_БИТРИКС24_ДЛЯ_КИТАЙСКОГО_ОФИСА.docx
+++ b/projects/HR/Китайский снабженец/ИНСТРУКЦИЯ_ПО_РАБОТЕ_В_БИТРИКС24_ДЛЯ_КИТАЙСКОГО_ОФИСА.docx
@@ -10,7 +10,7 @@
       <w:r>
         <w:rPr>
           <w:b/>
-          <w:color w:val="0F3E7E"/>
+          <w:color w:val="003366"/>
           <w:sz w:val="30"/>
         </w:rPr>
         <w:t>ПОШАГОВОЕ РУКОВОДСТВО ПО РАБОТЕ В СИСТЕМЕ БИТРИКС24</w:t>
@@ -20,7 +20,7 @@
         <w:rPr>
           <w:i/>
           <w:color w:val="555555"/>
-          <w:sz w:val="21"/>
+          <w:sz w:val="20"/>
         </w:rPr>
         <w:t>Практическая инструкция для сотрудников китайского офиса (Снабжение и Логистика)</w:t>
         <w:br/>
@@ -40,7 +40,7 @@
       <w:tr>
         <w:tc>
           <w:tcPr>
-            <w:tcW w:type="dxa" w:w="3312"/>
+            <w:tcW w:type="dxa" w:w="5040"/>
             <w:shd w:fill="1E3A8A"/>
             <w:tcMar>
               <w:top w:w="100" w:type="dxa"/>
@@ -66,7 +66,7 @@
         </w:tc>
         <w:tc>
           <w:tcPr>
-            <w:tcW w:type="dxa" w:w="6768"/>
+            <w:tcW w:type="dxa" w:w="5040"/>
             <w:shd w:fill="1E3A8A"/>
             <w:tcMar>
               <w:top w:w="100" w:type="dxa"/>
@@ -94,7 +94,7 @@
       <w:tr>
         <w:tc>
           <w:tcPr>
-            <w:tcW w:type="dxa" w:w="3312"/>
+            <w:tcW w:type="dxa" w:w="5040"/>
             <w:shd w:fill="FFFFFF"/>
             <w:tcMar>
               <w:top w:w="80" w:type="dxa"/>
@@ -111,13 +111,13 @@
               <w:rPr>
                 <w:sz w:val="18"/>
               </w:rPr>
-              <w:t>Назначение документа:</w:t>
+              <w:t>**Назначение документа:**</w:t>
             </w:r>
           </w:p>
         </w:tc>
         <w:tc>
           <w:tcPr>
-            <w:tcW w:type="dxa" w:w="6768"/>
+            <w:tcW w:type="dxa" w:w="5040"/>
             <w:shd w:fill="FFFFFF"/>
             <w:tcMar>
               <w:top w:w="80" w:type="dxa"/>
@@ -142,7 +142,7 @@
       <w:tr>
         <w:tc>
           <w:tcPr>
-            <w:tcW w:type="dxa" w:w="3312"/>
+            <w:tcW w:type="dxa" w:w="5040"/>
             <w:shd w:fill="F8FAFC"/>
             <w:tcMar>
               <w:top w:w="80" w:type="dxa"/>
@@ -159,13 +159,13 @@
               <w:rPr>
                 <w:sz w:val="18"/>
               </w:rPr>
-              <w:t>Целевая аудитория:</w:t>
+              <w:t>**Целевая аудитория:**</w:t>
             </w:r>
           </w:p>
         </w:tc>
         <w:tc>
           <w:tcPr>
-            <w:tcW w:type="dxa" w:w="6768"/>
+            <w:tcW w:type="dxa" w:w="5040"/>
             <w:shd w:fill="F8FAFC"/>
             <w:tcMar>
               <w:top w:w="80" w:type="dxa"/>
@@ -190,7 +190,7 @@
       <w:tr>
         <w:tc>
           <w:tcPr>
-            <w:tcW w:type="dxa" w:w="3312"/>
+            <w:tcW w:type="dxa" w:w="5040"/>
             <w:shd w:fill="FFFFFF"/>
             <w:tcMar>
               <w:top w:w="80" w:type="dxa"/>
@@ -207,13 +207,13 @@
               <w:rPr>
                 <w:sz w:val="18"/>
               </w:rPr>
-              <w:t>Язык оригинала:</w:t>
+              <w:t>**Язык оригинала:**</w:t>
             </w:r>
           </w:p>
         </w:tc>
         <w:tc>
           <w:tcPr>
-            <w:tcW w:type="dxa" w:w="6768"/>
+            <w:tcW w:type="dxa" w:w="5040"/>
             <w:shd w:fill="FFFFFF"/>
             <w:tcMar>
               <w:top w:w="80" w:type="dxa"/>
@@ -238,7 +238,7 @@
       <w:tr>
         <w:tc>
           <w:tcPr>
-            <w:tcW w:type="dxa" w:w="3312"/>
+            <w:tcW w:type="dxa" w:w="5040"/>
             <w:shd w:fill="F8FAFC"/>
             <w:tcMar>
               <w:top w:w="80" w:type="dxa"/>
@@ -255,13 +255,13 @@
               <w:rPr>
                 <w:sz w:val="18"/>
               </w:rPr>
-              <w:t>Ключевые процессы:</w:t>
+              <w:t>**Ключевые процессы:**</w:t>
             </w:r>
           </w:p>
         </w:tc>
         <w:tc>
           <w:tcPr>
-            <w:tcW w:type="dxa" w:w="6768"/>
+            <w:tcW w:type="dxa" w:w="5040"/>
             <w:shd w:fill="F8FAFC"/>
             <w:tcMar>
               <w:top w:w="80" w:type="dxa"/>
@@ -320,14 +320,14 @@
                 <w:color w:val="003366"/>
                 <w:sz w:val="20"/>
               </w:rPr>
-              <w:t xml:space="preserve">ПРИМЕЧАНИЕ К ДОКУМЕНТУ: </w:t>
+              <w:t xml:space="preserve">ПРИМЕЧАНИЕ: </w:t>
             </w:r>
             <w:r>
               <w:rPr>
                 <w:i/>
                 <w:sz w:val="19"/>
               </w:rPr>
-              <w:t>Настоящая инструкция составлена как последовательное практическое руководство. В документе предусмотрены специальные блоки [МЕСТО ДЛЯ СКРИНШОТА], куда будут вставлены живые снимки экранов системы. Текст написан четким профессиональным языком, оптимизированным для точного перевода на китайский язык через DeepSeek/ChatGPT.</w:t>
+              <w:t>📌 **ПРИМЕЧАНИЕ К ДОКУМЕНТУ:** Настоящая инструкция составлена как последовательное практическое руководство. В документе предусмотрены специальные блоки `[МЕСТО ДЛЯ СКРИНШОТА]`, куда будут вставлены живые снимки экранов системы. Текст написан четким профессиональным языком, оптимизированным для точного перевода на китайский язык через DeepSeek/ChatGPT.</w:t>
             </w:r>
           </w:p>
         </w:tc>
@@ -384,16 +384,9 @@
       </w:pPr>
       <w:r>
         <w:rPr>
-          <w:b/>
           <w:sz w:val="20"/>
         </w:rPr>
-        <w:t xml:space="preserve">Вход: </w:t>
-      </w:r>
-      <w:r>
-        <w:rPr>
-          <w:sz w:val="20"/>
-        </w:rPr>
-        <w:t>Откройте интернет-браузер (рекомендуется Google Chrome или Microsoft Edge) и перейдите по корпоративной ссылке портала.</w:t>
+        <w:t>**Вход:** Откройте интернет-браузер (рекомендуется Google Chrome или Microsoft Edge) и перейдите по корпоративной ссылке портала.</w:t>
       </w:r>
     </w:p>
     <w:p>
@@ -403,16 +396,9 @@
       </w:pPr>
       <w:r>
         <w:rPr>
-          <w:b/>
           <w:sz w:val="20"/>
         </w:rPr>
-        <w:t xml:space="preserve">Данные для входа: </w:t>
-      </w:r>
-      <w:r>
-        <w:rPr>
-          <w:sz w:val="20"/>
-        </w:rPr>
-        <w:t>Введите ваш рабочий email (логин) и пароль, выданный администратором компании.</w:t>
+        <w:t>**Данные для входа:** Введите ваш рабочий email (логин) и пароль, выданный администратором компании.</w:t>
       </w:r>
     </w:p>
     <w:p>
@@ -422,16 +408,9 @@
       </w:pPr>
       <w:r>
         <w:rPr>
-          <w:b/>
           <w:sz w:val="20"/>
         </w:rPr>
-        <w:t xml:space="preserve">Закладка: </w:t>
-      </w:r>
-      <w:r>
-        <w:rPr>
-          <w:sz w:val="20"/>
-        </w:rPr>
-        <w:t>Рекомендуется сохранить вкладку в закладках браузера для ежедневного быстрого доступа.</w:t>
+        <w:t>**Закладка:** Рекомендуется сохранить вкладку в закладках браузера для ежедневного быстрого доступа.</w:t>
       </w:r>
     </w:p>
     <w:tbl>
@@ -475,7 +454,7 @@
                 <w:color w:val="4A5568"/>
                 <w:sz w:val="18"/>
               </w:rPr>
-              <w:t>Скриншот экрана авторизации: форма ввода логина и пароля Битрикс24</w:t>
+              <w:t>Экран авторизации Битрикс24 — форма ввода логина и пароля]**</w:t>
             </w:r>
           </w:p>
         </w:tc>
@@ -518,16 +497,9 @@
       </w:pPr>
       <w:r>
         <w:rPr>
-          <w:b/>
           <w:sz w:val="20"/>
         </w:rPr>
-        <w:t xml:space="preserve">Действие 1: </w:t>
-      </w:r>
-      <w:r>
-        <w:rPr>
-          <w:sz w:val="20"/>
-        </w:rPr>
-        <w:t>В правом верхнем углу экрана нажмите на иконку вашего профиля (круглый аватар с вашей фотографией или инициалами).</w:t>
+        <w:t>**Действие 1:** В правом верхнем углу экрана нажмите на иконку вашего профиля (круглый аватар с вашей фотографией или инициалами).</w:t>
       </w:r>
     </w:p>
     <w:p>
@@ -537,16 +509,9 @@
       </w:pPr>
       <w:r>
         <w:rPr>
-          <w:b/>
           <w:sz w:val="20"/>
         </w:rPr>
-        <w:t xml:space="preserve">Действие 2: </w:t>
-      </w:r>
-      <w:r>
-        <w:rPr>
-          <w:sz w:val="20"/>
-        </w:rPr>
-        <w:t>В выпадающем меню выберите пункт «Моя страница» / «Изменить профиль» (My Profile / Profile Settings).</w:t>
+        <w:t>**Действие 2:** В выпадающем меню выберите пункт «Моя страница» / «Изменить профиль» (My Profile / Profile Settings).</w:t>
       </w:r>
     </w:p>
     <w:p>
@@ -556,16 +521,9 @@
       </w:pPr>
       <w:r>
         <w:rPr>
-          <w:b/>
           <w:sz w:val="20"/>
         </w:rPr>
-        <w:t xml:space="preserve">Действие 3: </w:t>
-      </w:r>
-      <w:r>
-        <w:rPr>
-          <w:sz w:val="20"/>
-        </w:rPr>
-        <w:t>В открывшейся форме найдите пункт «Язык» (Language / 语言) и выберите «English» или «中文» (китайский).</w:t>
+        <w:t>**Действие 3:** В открывшейся форме найдите пункт «Язык» (Language / 语言) и выберите «English» или «中文» (китайский).</w:t>
       </w:r>
     </w:p>
     <w:p>
@@ -575,16 +533,9 @@
       </w:pPr>
       <w:r>
         <w:rPr>
-          <w:b/>
           <w:sz w:val="20"/>
         </w:rPr>
-        <w:t xml:space="preserve">Действие 4: </w:t>
-      </w:r>
-      <w:r>
-        <w:rPr>
-          <w:sz w:val="20"/>
-        </w:rPr>
-        <w:t>Прокрутите страницу вниз и нажмите синюю кнопку «Сохранить» (Save / 保存). Страница перезагрузится на выбранном языке.</w:t>
+        <w:t>**Действие 4:** Прокрутите страницу вниз и нажмите синюю кнопку «Сохранить» (Save / 保存). Страница перезагрузится на выбранном языке.</w:t>
       </w:r>
     </w:p>
     <w:tbl>
@@ -628,7 +579,7 @@
                 <w:color w:val="4A5568"/>
                 <w:sz w:val="18"/>
               </w:rPr>
-              <w:t>Скриншот правого верхнего угла: выпадающее меню профиля и выбор языка интерфейса (中文 / English)</w:t>
+              <w:t>Меню профиля в правом верхнем углу и окно выбора языка интерфейса (中文 / English)]**</w:t>
             </w:r>
           </w:p>
         </w:tc>
@@ -660,16 +611,9 @@
       </w:pPr>
       <w:r>
         <w:rPr>
-          <w:b/>
           <w:sz w:val="20"/>
         </w:rPr>
-        <w:t xml:space="preserve">Часовой пояс: </w:t>
-      </w:r>
-      <w:r>
-        <w:rPr>
-          <w:sz w:val="20"/>
-        </w:rPr>
-        <w:t>В настройках профиля проверьте часовой пояс: установите время Китая (GMT+8, Пекин). Это необходимо для того, чтобы сроки задач и напоминаний отображались корректно с учетом разницы с Москвой (Москва: GMT+3, разница во времени составляет 5 часов).</w:t>
+        <w:t>**Часовой пояс:** В настройках профиля проверьте часовой пояс: установите время Китая (GMT+8, Пекин). Это необходимо для того, чтобы сроки задач и напоминаний отображались корректно с учетом разницы с Москвой (Москва: GMT+3, разница во времени составляет 5 часов).</w:t>
       </w:r>
     </w:p>
     <w:p>
@@ -679,16 +623,9 @@
       </w:pPr>
       <w:r>
         <w:rPr>
-          <w:b/>
           <w:sz w:val="20"/>
         </w:rPr>
-        <w:t xml:space="preserve">Уведомления: </w:t>
-      </w:r>
-      <w:r>
-        <w:rPr>
-          <w:sz w:val="20"/>
-        </w:rPr>
-        <w:t>Включите получение системных звуковых и всплывающих уведомлений в браузере, чтобы не пропускать срочные задачи от коллег из России.</w:t>
+        <w:t>**Уведомления:** Включите получение системных звуковых и всплывающих уведомлений в браузере, чтобы не пропускать срочные задачи от коллег из России.</w:t>
       </w:r>
     </w:p>
     <w:p>
@@ -723,16 +660,9 @@
       </w:pPr>
       <w:r>
         <w:rPr>
-          <w:b/>
           <w:sz w:val="20"/>
         </w:rPr>
-        <w:t xml:space="preserve">1. Чат и звонки (Chat &amp; Calls / 聊天和通话): </w:t>
-      </w:r>
-      <w:r>
-        <w:rPr>
-          <w:sz w:val="20"/>
-        </w:rPr>
-        <w:t>Внутренний корпоративный мессенджер. Здесь ведутся персональные переписки с коллегами и созданы тематические рабочие группы («Снабжение КНР», «Логистика РФ-Китай», «Тендеры»). В чатах обсуждаются срочные оперативные вопросы, требующие мгновенной реакции.</w:t>
+        <w:t>**Чат и звонки (Chat &amp; Calls / 聊天和通话):** Внутренний корпоративный мессенджер. Здесь ведутся персональные переписки с коллегами и созданы тематические рабочие группы («Снабжение КНР», «Логистика РФ-Китай», «Тендеры»). В чатах обсуждаются срочные оперативные вопросы, требующие мгновенной реакции.</w:t>
       </w:r>
     </w:p>
     <w:p>
@@ -742,16 +672,9 @@
       </w:pPr>
       <w:r>
         <w:rPr>
-          <w:b/>
           <w:sz w:val="20"/>
         </w:rPr>
-        <w:t xml:space="preserve">2. Задачи и Проекты (Tasks &amp; Projects / 任务和项目): </w:t>
-      </w:r>
-      <w:r>
-        <w:rPr>
-          <w:sz w:val="20"/>
-        </w:rPr>
-        <w:t>Основной рабочий экран снабженца и логиста. Здесь концентрируются все назначенные вам поручения, отображаются сроки выполнения, прикрепленные спецификации и комментарии руководителей.</w:t>
+        <w:t>**Задачи и Проекты (Tasks &amp; Projects / 任务和项目):** Основной рабочий экран снабженца и логиста. Здесь концентрируются все назначенные вам поручения, отображаются сроки выполнения, прикрепленные спецификации и комментарии руководителей.</w:t>
       </w:r>
     </w:p>
     <w:p>
@@ -761,16 +684,9 @@
       </w:pPr>
       <w:r>
         <w:rPr>
-          <w:b/>
           <w:sz w:val="20"/>
         </w:rPr>
-        <w:t xml:space="preserve">3. CRM (Сделки и Компании / 客户关系管理): </w:t>
-      </w:r>
-      <w:r>
-        <w:rPr>
-          <w:sz w:val="20"/>
-        </w:rPr>
-        <w:t>Единая база клиентов, сделок и поставщиков. В CRM ведутся воронки клиентских заказов и карточки проверенных китайских фабрик-производителей.</w:t>
+        <w:t>**CRM (Сделки и Компании / 客户关系管理):** Единая база клиентов, сделок и поставщиков. В CRM ведутся воронки клиентских заказов и карточки проверенных китайских фабрик-производителей.</w:t>
       </w:r>
     </w:p>
     <w:tbl>
@@ -814,7 +730,7 @@
                 <w:color w:val="4A5568"/>
                 <w:sz w:val="18"/>
               </w:rPr>
-              <w:t>Скриншот левой панели меню Битрикс24 с выделенными разделами «Задачи и Проекты», «CRM», «Чат»</w:t>
+              <w:t>Левая панель меню Битрикс24 с выделенными разделами «Задачи и Проекты», «CRM», «Чат»]**</w:t>
             </w:r>
           </w:p>
         </w:tc>
@@ -865,7 +781,7 @@
       <w:tr>
         <w:tc>
           <w:tcPr>
-            <w:tcW w:type="dxa" w:w="2160"/>
+            <w:tcW w:type="dxa" w:w="2520"/>
             <w:shd w:fill="1E3A8A"/>
             <w:tcMar>
               <w:top w:w="100" w:type="dxa"/>
@@ -891,7 +807,7 @@
         </w:tc>
         <w:tc>
           <w:tcPr>
-            <w:tcW w:type="dxa" w:w="3168"/>
+            <w:tcW w:type="dxa" w:w="2520"/>
             <w:shd w:fill="1E3A8A"/>
             <w:tcMar>
               <w:top w:w="100" w:type="dxa"/>
@@ -917,7 +833,7 @@
         </w:tc>
         <w:tc>
           <w:tcPr>
-            <w:tcW w:type="dxa" w:w="3024"/>
+            <w:tcW w:type="dxa" w:w="2520"/>
             <w:shd w:fill="1E3A8A"/>
             <w:tcMar>
               <w:top w:w="100" w:type="dxa"/>
@@ -943,7 +859,7 @@
         </w:tc>
         <w:tc>
           <w:tcPr>
-            <w:tcW w:type="dxa" w:w="1728"/>
+            <w:tcW w:type="dxa" w:w="2520"/>
             <w:shd w:fill="1E3A8A"/>
             <w:tcMar>
               <w:top w:w="100" w:type="dxa"/>
@@ -971,7 +887,7 @@
       <w:tr>
         <w:tc>
           <w:tcPr>
-            <w:tcW w:type="dxa" w:w="2160"/>
+            <w:tcW w:type="dxa" w:w="2520"/>
             <w:shd w:fill="FFFFFF"/>
             <w:tcMar>
               <w:top w:w="80" w:type="dxa"/>
@@ -988,13 +904,13 @@
               <w:rPr>
                 <w:sz w:val="18"/>
               </w:rPr>
-              <w:t>Сделка (Deal / 交易)</w:t>
+              <w:t>**Сделка (Deal / 交易)**</w:t>
             </w:r>
           </w:p>
         </w:tc>
         <w:tc>
           <w:tcPr>
-            <w:tcW w:type="dxa" w:w="3168"/>
+            <w:tcW w:type="dxa" w:w="2520"/>
             <w:shd w:fill="FFFFFF"/>
             <w:tcMar>
               <w:top w:w="80" w:type="dxa"/>
@@ -1017,7 +933,7 @@
         </w:tc>
         <w:tc>
           <w:tcPr>
-            <w:tcW w:type="dxa" w:w="3024"/>
+            <w:tcW w:type="dxa" w:w="2520"/>
             <w:shd w:fill="FFFFFF"/>
             <w:tcMar>
               <w:top w:w="80" w:type="dxa"/>
@@ -1040,7 +956,7 @@
         </w:tc>
         <w:tc>
           <w:tcPr>
-            <w:tcW w:type="dxa" w:w="1728"/>
+            <w:tcW w:type="dxa" w:w="2520"/>
             <w:shd w:fill="FFFFFF"/>
             <w:tcMar>
               <w:top w:w="80" w:type="dxa"/>
@@ -1065,7 +981,7 @@
       <w:tr>
         <w:tc>
           <w:tcPr>
-            <w:tcW w:type="dxa" w:w="2160"/>
+            <w:tcW w:type="dxa" w:w="2520"/>
             <w:shd w:fill="F8FAFC"/>
             <w:tcMar>
               <w:top w:w="80" w:type="dxa"/>
@@ -1082,13 +998,13 @@
               <w:rPr>
                 <w:sz w:val="18"/>
               </w:rPr>
-              <w:t>Задача (Task / 任务)</w:t>
+              <w:t>**Задача (Task / 任务)**</w:t>
             </w:r>
           </w:p>
         </w:tc>
         <w:tc>
           <w:tcPr>
-            <w:tcW w:type="dxa" w:w="3168"/>
+            <w:tcW w:type="dxa" w:w="2520"/>
             <w:shd w:fill="F8FAFC"/>
             <w:tcMar>
               <w:top w:w="80" w:type="dxa"/>
@@ -1111,7 +1027,7 @@
         </w:tc>
         <w:tc>
           <w:tcPr>
-            <w:tcW w:type="dxa" w:w="3024"/>
+            <w:tcW w:type="dxa" w:w="2520"/>
             <w:shd w:fill="F8FAFC"/>
             <w:tcMar>
               <w:top w:w="80" w:type="dxa"/>
@@ -1134,7 +1050,7 @@
         </w:tc>
         <w:tc>
           <w:tcPr>
-            <w:tcW w:type="dxa" w:w="1728"/>
+            <w:tcW w:type="dxa" w:w="2520"/>
             <w:shd w:fill="F8FAFC"/>
             <w:tcMar>
               <w:top w:w="80" w:type="dxa"/>
@@ -1159,7 +1075,7 @@
       <w:tr>
         <w:tc>
           <w:tcPr>
-            <w:tcW w:type="dxa" w:w="2160"/>
+            <w:tcW w:type="dxa" w:w="2520"/>
             <w:shd w:fill="FFFFFF"/>
             <w:tcMar>
               <w:top w:w="80" w:type="dxa"/>
@@ -1176,13 +1092,13 @@
               <w:rPr>
                 <w:sz w:val="18"/>
               </w:rPr>
-              <w:t>Дело / Активность (Activity / 待办事项)</w:t>
+              <w:t>**Дело / Активность (Activity / 待办事项)**</w:t>
             </w:r>
           </w:p>
         </w:tc>
         <w:tc>
           <w:tcPr>
-            <w:tcW w:type="dxa" w:w="3168"/>
+            <w:tcW w:type="dxa" w:w="2520"/>
             <w:shd w:fill="FFFFFF"/>
             <w:tcMar>
               <w:top w:w="80" w:type="dxa"/>
@@ -1205,7 +1121,7 @@
         </w:tc>
         <w:tc>
           <w:tcPr>
-            <w:tcW w:type="dxa" w:w="3024"/>
+            <w:tcW w:type="dxa" w:w="2520"/>
             <w:shd w:fill="FFFFFF"/>
             <w:tcMar>
               <w:top w:w="80" w:type="dxa"/>
@@ -1228,7 +1144,7 @@
         </w:tc>
         <w:tc>
           <w:tcPr>
-            <w:tcW w:type="dxa" w:w="1728"/>
+            <w:tcW w:type="dxa" w:w="2520"/>
             <w:shd w:fill="FFFFFF"/>
             <w:tcMar>
               <w:top w:w="80" w:type="dxa"/>
@@ -1294,7 +1210,7 @@
                 <w:i/>
                 <w:sz w:val="19"/>
               </w:rPr>
-              <w:t>Железное правило компании: Снабженцы и логисты в Китае работают непосредственно с ЗАДАЧАМИ! Каждая задача привязана к конкретной Сделке. Никогда не создавайте задачи в «пустоту» без привязки к Сделке, иначе коллеги в РФ потеряют связь с клиентом.</w:t>
+              <w:t>📌 **СВЯЗЬ ЗАДАЧ И СДЕЛОК:** Железное правило компании: Снабженцы и логисты в Китае работают непосредственно с ЗАДАЧАМИ! Каждая задача привязана к конкретной Сделке. Никогда не создавайте задачи в «пустоту» без привязки к Сделке, иначе коллеги в РФ потеряют связь с клиентом.</w:t>
             </w:r>
           </w:p>
         </w:tc>
@@ -1346,7 +1262,7 @@
                 <w:color w:val="4A5568"/>
                 <w:sz w:val="18"/>
               </w:rPr>
-              <w:t>Скриншот карточки Сделки в CRM: вверху стадии воронки, в центре таймлайн, справа прикрепленные Задачи</w:t>
+              <w:t>Карточка Сделки в CRM — воронка стадий вверху, таймлайн в центре, прикрепленные Задачи справа]**</w:t>
             </w:r>
           </w:p>
         </w:tc>
@@ -1403,16 +1319,9 @@
       </w:pPr>
       <w:r>
         <w:rPr>
-          <w:b/>
           <w:sz w:val="20"/>
         </w:rPr>
-        <w:t xml:space="preserve">1. Уведомление: </w:t>
-      </w:r>
-      <w:r>
-        <w:rPr>
-          <w:sz w:val="20"/>
-        </w:rPr>
-        <w:t>При назначении задачи в правом верхнем углу звенит колокольчик уведомлений, а задача появляется в списке «Делаю». Откройте карточку задачи.</w:t>
+        <w:t>**Уведомление:** При назначении задачи в правом верхнем углу звенит колокольчик уведомлений, а задача появляется в списке «Делаю». Откройте карточку задачи.</w:t>
       </w:r>
     </w:p>
     <w:p>
@@ -1422,16 +1331,9 @@
       </w:pPr>
       <w:r>
         <w:rPr>
-          <w:b/>
           <w:sz w:val="20"/>
         </w:rPr>
-        <w:t xml:space="preserve">2. Файлы и ТЗ: </w:t>
-      </w:r>
-      <w:r>
-        <w:rPr>
-          <w:sz w:val="20"/>
-        </w:rPr>
-        <w:t>В теле задачи указаны требования клиента и прикреплены файлы: технические спецификации, ГОСТы, опросные листы или чертежи на русском языке.</w:t>
+        <w:t>**Файлы и ТЗ:** В теле задачи указаны требования клиента и прикреплены файлы: технические спецификации, ГОСТы, опросные листы или чертежи на русском языке.</w:t>
       </w:r>
     </w:p>
     <w:p>
@@ -1441,16 +1343,9 @@
       </w:pPr>
       <w:r>
         <w:rPr>
-          <w:b/>
           <w:sz w:val="20"/>
         </w:rPr>
-        <w:t xml:space="preserve">3. Самостоятельный перевод: </w:t>
-      </w:r>
-      <w:r>
-        <w:rPr>
-          <w:sz w:val="20"/>
-        </w:rPr>
-        <w:t>Менеджеры в РФ — продавцы, а не переводчики. Сотрудник в Китае самостоятельно переводит спецификации с русского языка через нейросети (DeepSeek, ChatGPT, Deepl).</w:t>
+        <w:t>**Самостоятельный перевод:** Менеджеры в РФ — продавцы, а не переводчики. Сотрудник в Китае самостоятельно переводит спецификации с русского языка через нейросети (DeepSeek, ChatGPT, Deepl).</w:t>
       </w:r>
     </w:p>
     <w:p>
@@ -1460,16 +1355,9 @@
       </w:pPr>
       <w:r>
         <w:rPr>
-          <w:b/>
           <w:sz w:val="20"/>
         </w:rPr>
-        <w:t xml:space="preserve">4. Что проверять в ТЗ: </w:t>
-      </w:r>
-      <w:r>
-        <w:rPr>
-          <w:sz w:val="20"/>
-        </w:rPr>
-        <w:t>При переводе обязательно выделите ключевые параметры: марку стали (например, 09Г2С -&gt; аналог Q345B; нержавейка 12Х18Н10Т -&gt; AISI 321), мощность двигателя (кВт), рабочее напряжение (в РФ строго 380В/50Гц, 3 фазы!), обороты, класс взрывозащиты (Ex / ATEX), габаритные ограничения.</w:t>
+        <w:t>**Что проверять в ТЗ:** При переводе обязательно выделите ключевые параметры: марку стали (например, 09Г2С -&gt; аналог Q345B; нержавейка 12Х18Н10Т -&gt; AISI 321), мощность двигателя (кВт), рабочее напряжение (в РФ строго 380В/50Гц, 3 фазы!), обороты, класс взрывозащиты (Ex / ATEX), габаритные ограничения.</w:t>
       </w:r>
     </w:p>
     <w:tbl>
@@ -1513,7 +1401,7 @@
                 <w:color w:val="4A5568"/>
                 <w:sz w:val="18"/>
               </w:rPr>
-              <w:t>Скриншот карточки входящей задачи с прикрепленными файлами ТЗ и указанным крайним сроком</w:t>
+              <w:t>Карточка входящей задачи с прикрепленными файлами спецификаций и крайним сроком]**</w:t>
             </w:r>
           </w:p>
         </w:tc>
@@ -1545,16 +1433,9 @@
       </w:pPr>
       <w:r>
         <w:rPr>
-          <w:b/>
           <w:sz w:val="20"/>
         </w:rPr>
-        <w:t xml:space="preserve">Кнопка «Начать выполнение»: </w:t>
-      </w:r>
-      <w:r>
-        <w:rPr>
-          <w:sz w:val="20"/>
-        </w:rPr>
-        <w:t>Сразу после открытия задачи нажмите синюю кнопку «Начать выполнение» (Start Task). Это покажет постановщику, что задача принята в работу.</w:t>
+        <w:t>**Кнопка «Начать выполнение»:** Сразу после открытия задачи нажмите синюю кнопку «Начать выполнение» (Start Task). Это покажет постановщику, что задача принята в работу.</w:t>
       </w:r>
     </w:p>
     <w:p>
@@ -1564,16 +1445,9 @@
       </w:pPr>
       <w:r>
         <w:rPr>
-          <w:b/>
           <w:sz w:val="20"/>
         </w:rPr>
-        <w:t xml:space="preserve">Задавайте вопросы сразу: </w:t>
-      </w:r>
-      <w:r>
-        <w:rPr>
-          <w:sz w:val="20"/>
-        </w:rPr>
-        <w:t>Если в чертеже или описании есть неясности, нестыковки или отсутствие критических параметров — задайте конкретный вопрос в комментариях задачи в первые 30 минут! Запрещено молчать и ждать наступления дедлайна.</w:t>
+        <w:t>**Задавайте вопросы сразу:** Если в чертеже или описании есть неясности, нестыковки или отсутствие критических параметров — задайте конкретный вопрос в комментариях задачи в первые 30 минут! Запрещено молчать и ждать наступления дедлайна.</w:t>
       </w:r>
     </w:p>
     <w:tbl>
@@ -1607,14 +1481,14 @@
                 <w:color w:val="003366"/>
                 <w:sz w:val="20"/>
               </w:rPr>
-              <w:t xml:space="preserve">ПРАВИЛО ТРЕХ ДНЕЙ: </w:t>
+              <w:t xml:space="preserve">ВАЖНОЕ ПРАВИЛО: </w:t>
             </w:r>
             <w:r>
               <w:rPr>
                 <w:i/>
                 <w:sz w:val="19"/>
               </w:rPr>
-              <w:t>Категорический запрет откладывания задач с 3-дневным дедлайном! Если у задачи установлен крайний срок через 3 дня, КАТЕГОРИЧЕСКИ ЗАПРЕЩЕНО откладывать ее на последний день. Практика показывает: в 80% случаев перед дедлайном всплывают скрытые вопросы от завода, а в коммерческих сделках за 2–3 дня промедления российский заказчик уходит к конкурентам. Начинайте прозвон фабрик в первый же день!</w:t>
+              <w:t>⚠️ **ПРАВИЛО ТРЕХ ДНЕЙ:** Категорический запрет откладывания задач с 3-дневным дедлайном! Если у задачи установлен крайний срок через 3 дня, КАТЕГОРИЧЕСКИ ЗАПРЕЩЕНО откладывать ее на последний день. Практика показывает: в 80% случаев перед дедлайном всплывают скрытые вопросы от завода, а в коммерческих сделках за 2–3 дня промедления российский заказчик уходит к конкурентам. Начинайте прозвон фабрик в первый же день!</w:t>
             </w:r>
           </w:p>
         </w:tc>
@@ -1646,16 +1520,9 @@
       </w:pPr>
       <w:r>
         <w:rPr>
-          <w:b/>
           <w:sz w:val="20"/>
         </w:rPr>
-        <w:t xml:space="preserve">Корень, а не листья: </w:t>
-      </w:r>
-      <w:r>
-        <w:rPr>
-          <w:sz w:val="20"/>
-        </w:rPr>
-        <w:t>Ищите прямые заводы-производители, а не перекупщиков. Запрашивайте у фабрики видео действующего цеха, фото производственных станков и образцов продукции.</w:t>
+        <w:t>**Корень, а не листья:** Ищите прямые заводы-производители, а не перекупщиков. Запрашивайте у фабрики видео действующего цеха, фото производственных станков и образцов продукции.</w:t>
       </w:r>
     </w:p>
     <w:p>
@@ -1665,16 +1532,9 @@
       </w:pPr>
       <w:r>
         <w:rPr>
-          <w:b/>
           <w:sz w:val="20"/>
         </w:rPr>
-        <w:t xml:space="preserve">Минимум 2 КП: </w:t>
-      </w:r>
-      <w:r>
-        <w:rPr>
-          <w:sz w:val="20"/>
-        </w:rPr>
-        <w:t>По каждому запросу необходимо найти минимум 2 альтернативных надежных завода для сравнения цен и страхования рисков.</w:t>
+        <w:t>**Минимум 2 КП:** По каждому запросу необходимо найти минимум 2 альтернативных надежных завода для сравнения цен и страхования рисков.</w:t>
       </w:r>
     </w:p>
     <w:p>
@@ -1684,16 +1544,9 @@
       </w:pPr>
       <w:r>
         <w:rPr>
-          <w:b/>
           <w:sz w:val="20"/>
         </w:rPr>
-        <w:t xml:space="preserve">Условия по НДС: </w:t>
-      </w:r>
-      <w:r>
-        <w:rPr>
-          <w:sz w:val="20"/>
-        </w:rPr>
-        <w:t>Запрашивайте стоимость оборудования с учетом 13% экспортного НДС (含税13%专票) и без НДС. Четко разделяйте белый экспорт и карго.</w:t>
+        <w:t>**Условия по НДС:** Запрашивайте стоимость оборудования с учетом 13% экспортного НДС (含税13%专票) и без НДС. Четко разделяйте белый экспорт и карго.</w:t>
       </w:r>
     </w:p>
     <w:p>
@@ -1703,16 +1556,9 @@
       </w:pPr>
       <w:r>
         <w:rPr>
-          <w:b/>
           <w:sz w:val="20"/>
         </w:rPr>
-        <w:t xml:space="preserve">Торг: </w:t>
-      </w:r>
-      <w:r>
-        <w:rPr>
-          <w:sz w:val="20"/>
-        </w:rPr>
-        <w:t>Торг с заводом обязателен, но пережимать поставщика нельзя. Выясните минимальное ценовое дно при подтверждении нашего объема заказа.</w:t>
+        <w:t>**Торг:** Торг с заводом обязателен, но пережимать поставщика нельзя. Выясните минимальное ценовое дно при подтверждении нашего объема заказа.</w:t>
       </w:r>
     </w:p>
     <w:p>
@@ -1722,16 +1568,9 @@
       </w:pPr>
       <w:r>
         <w:rPr>
-          <w:b/>
           <w:sz w:val="20"/>
         </w:rPr>
-        <w:t xml:space="preserve">Вес и габариты: </w:t>
-      </w:r>
-      <w:r>
-        <w:rPr>
-          <w:sz w:val="20"/>
-        </w:rPr>
-        <w:t>Запросите точный вес брутто и упаковочные габариты (Д×Ш×В) деревянного ящика. На этапе первичного КП допустима погрешность 5–15%, но факт негабарита (длина более 3 м, высота более 2.2 м, вес более 1.5 т) и точный срок производства должны быть зафиксированы сразу.</w:t>
+        <w:t>**Вес и габариты:** Запросите точный вес брутто и упаковочные габариты (Д×Ш×В) деревянного ящика. На этапе первичного КП допустима погрешность 5–15%, но факт негабарита (длина более 3 м, высота более 2.2 м, вес более 1.5 т) и точный срок производства должны быть зафиксированы сразу.</w:t>
       </w:r>
     </w:p>
     <w:p>
@@ -1766,16 +1605,9 @@
       </w:pPr>
       <w:r>
         <w:rPr>
-          <w:b/>
           <w:sz w:val="20"/>
         </w:rPr>
-        <w:t xml:space="preserve">Принцип доверия: </w:t>
-      </w:r>
-      <w:r>
-        <w:rPr>
-          <w:sz w:val="20"/>
-        </w:rPr>
-        <w:t>Наш бизнес строится на доверии, профессионализме и соблюдении данного слова. Мы требуем от заводов кристальной честности.</w:t>
+        <w:t>**Принцип доверия:** Наш бизнес строится на доверии, профессионализме и соблюдении данного слова. Мы требуем от заводов кристальной честности.</w:t>
       </w:r>
     </w:p>
     <w:p>
@@ -1785,16 +1617,9 @@
       </w:pPr>
       <w:r>
         <w:rPr>
-          <w:b/>
           <w:sz w:val="20"/>
         </w:rPr>
-        <w:t xml:space="preserve">Бескомпромиссный разрыв: </w:t>
-      </w:r>
-      <w:r>
-        <w:rPr>
-          <w:sz w:val="20"/>
-        </w:rPr>
-        <w:t>Если фабрика или поставщик повел себя нечестно — например, пообещал скидку, а затем отказался от нее или предоставил формально, выказал неуважение, пренебрег важной просьбой или нарушил обещание по срокам — компания принципиально прекращает любые отношения с таким контрагентом навсегда, даже если его цена кажется самой низкой на рынке. Мы не работаем с теми, кто не держит слово.</w:t>
+        <w:t>**Бескомпромиссный разрыв:** Если фабрика или поставщик повел себя нечестно — например, пообещал скидку, а затем отказался от нее или предоставил формально, выказал неуважение, пренебрег важной просьбой или нарушил обещание по срокам — компания принципиально прекращает любые отношения с таким контрагентом навсегда, даже если его цена кажется самой низкой на рынке. Мы не работаем с теми, кто не держит слово.</w:t>
       </w:r>
     </w:p>
     <w:p>
@@ -1819,18 +1644,7 @@
         <w:rPr>
           <w:sz w:val="20"/>
         </w:rPr>
-        <w:t>Все полученные от фабрик материалы загружаются непосредственно в задачу (кнопка «Файл» / скрепка под полем ввода комментария).</w:t>
-      </w:r>
-    </w:p>
-    <w:p>
-      <w:pPr>
-        <w:spacing w:before="0" w:after="80" w:line="276" w:lineRule="auto"/>
-      </w:pPr>
-      <w:r>
-        <w:rPr>
-          <w:sz w:val="20"/>
-        </w:rPr>
-        <w:t>В тексте комментария обязательно публикуется структурированный отчет по следующей форме:</w:t>
+        <w:t>Все полученные от фабрик материалы загружаются непосредственно в задачу (кнопка «Файл» / скрепка под полем ввода комментария). В тексте комментария обязательно публикуется структурированный отчет:</w:t>
       </w:r>
     </w:p>
     <w:tbl>
@@ -1847,7 +1661,7 @@
       <w:tr>
         <w:tc>
           <w:tcPr>
-            <w:tcW w:type="dxa" w:w="2592"/>
+            <w:tcW w:type="dxa" w:w="3360"/>
             <w:shd w:fill="1E3A8A"/>
             <w:tcMar>
               <w:top w:w="100" w:type="dxa"/>
@@ -1873,7 +1687,7 @@
         </w:tc>
         <w:tc>
           <w:tcPr>
-            <w:tcW w:type="dxa" w:w="3600"/>
+            <w:tcW w:type="dxa" w:w="3360"/>
             <w:shd w:fill="1E3A8A"/>
             <w:tcMar>
               <w:top w:w="100" w:type="dxa"/>
@@ -1899,7 +1713,7 @@
         </w:tc>
         <w:tc>
           <w:tcPr>
-            <w:tcW w:type="dxa" w:w="3888"/>
+            <w:tcW w:type="dxa" w:w="3360"/>
             <w:shd w:fill="1E3A8A"/>
             <w:tcMar>
               <w:top w:w="100" w:type="dxa"/>
@@ -1927,7 +1741,7 @@
       <w:tr>
         <w:tc>
           <w:tcPr>
-            <w:tcW w:type="dxa" w:w="2592"/>
+            <w:tcW w:type="dxa" w:w="3360"/>
             <w:shd w:fill="FFFFFF"/>
             <w:tcMar>
               <w:top w:w="80" w:type="dxa"/>
@@ -1944,13 +1758,13 @@
               <w:rPr>
                 <w:sz w:val="18"/>
               </w:rPr>
-              <w:t>1. Завод / Фабрика</w:t>
+              <w:t>**1. Завод / Фабрика**</w:t>
             </w:r>
           </w:p>
         </w:tc>
         <w:tc>
           <w:tcPr>
-            <w:tcW w:type="dxa" w:w="3600"/>
+            <w:tcW w:type="dxa" w:w="3360"/>
             <w:shd w:fill="FFFFFF"/>
             <w:tcMar>
               <w:top w:w="80" w:type="dxa"/>
@@ -1973,7 +1787,7 @@
         </w:tc>
         <w:tc>
           <w:tcPr>
-            <w:tcW w:type="dxa" w:w="3888"/>
+            <w:tcW w:type="dxa" w:w="3360"/>
             <w:shd w:fill="FFFFFF"/>
             <w:tcMar>
               <w:top w:w="80" w:type="dxa"/>
@@ -1998,7 +1812,7 @@
       <w:tr>
         <w:tc>
           <w:tcPr>
-            <w:tcW w:type="dxa" w:w="2592"/>
+            <w:tcW w:type="dxa" w:w="3360"/>
             <w:shd w:fill="F8FAFC"/>
             <w:tcMar>
               <w:top w:w="80" w:type="dxa"/>
@@ -2015,13 +1829,13 @@
               <w:rPr>
                 <w:sz w:val="18"/>
               </w:rPr>
-              <w:t>2. Контактное лицо</w:t>
+              <w:t>**2. Контактное лицо**</w:t>
             </w:r>
           </w:p>
         </w:tc>
         <w:tc>
           <w:tcPr>
-            <w:tcW w:type="dxa" w:w="3600"/>
+            <w:tcW w:type="dxa" w:w="3360"/>
             <w:shd w:fill="F8FAFC"/>
             <w:tcMar>
               <w:top w:w="80" w:type="dxa"/>
@@ -2044,7 +1858,7 @@
         </w:tc>
         <w:tc>
           <w:tcPr>
-            <w:tcW w:type="dxa" w:w="3888"/>
+            <w:tcW w:type="dxa" w:w="3360"/>
             <w:shd w:fill="F8FAFC"/>
             <w:tcMar>
               <w:top w:w="80" w:type="dxa"/>
@@ -2069,7 +1883,7 @@
       <w:tr>
         <w:tc>
           <w:tcPr>
-            <w:tcW w:type="dxa" w:w="2592"/>
+            <w:tcW w:type="dxa" w:w="3360"/>
             <w:shd w:fill="FFFFFF"/>
             <w:tcMar>
               <w:top w:w="80" w:type="dxa"/>
@@ -2086,13 +1900,13 @@
               <w:rPr>
                 <w:sz w:val="18"/>
               </w:rPr>
-              <w:t>3. Цена и НДС</w:t>
+              <w:t>**3. Цена и НДС**</w:t>
             </w:r>
           </w:p>
         </w:tc>
         <w:tc>
           <w:tcPr>
-            <w:tcW w:type="dxa" w:w="3600"/>
+            <w:tcW w:type="dxa" w:w="3360"/>
             <w:shd w:fill="FFFFFF"/>
             <w:tcMar>
               <w:top w:w="80" w:type="dxa"/>
@@ -2115,7 +1929,7 @@
         </w:tc>
         <w:tc>
           <w:tcPr>
-            <w:tcW w:type="dxa" w:w="3888"/>
+            <w:tcW w:type="dxa" w:w="3360"/>
             <w:shd w:fill="FFFFFF"/>
             <w:tcMar>
               <w:top w:w="80" w:type="dxa"/>
@@ -2140,7 +1954,7 @@
       <w:tr>
         <w:tc>
           <w:tcPr>
-            <w:tcW w:type="dxa" w:w="2592"/>
+            <w:tcW w:type="dxa" w:w="3360"/>
             <w:shd w:fill="F8FAFC"/>
             <w:tcMar>
               <w:top w:w="80" w:type="dxa"/>
@@ -2157,13 +1971,13 @@
               <w:rPr>
                 <w:sz w:val="18"/>
               </w:rPr>
-              <w:t>4. Базис поставки</w:t>
+              <w:t>**4. Базис поставки**</w:t>
             </w:r>
           </w:p>
         </w:tc>
         <w:tc>
           <w:tcPr>
-            <w:tcW w:type="dxa" w:w="3600"/>
+            <w:tcW w:type="dxa" w:w="3360"/>
             <w:shd w:fill="F8FAFC"/>
             <w:tcMar>
               <w:top w:w="80" w:type="dxa"/>
@@ -2186,7 +2000,7 @@
         </w:tc>
         <w:tc>
           <w:tcPr>
-            <w:tcW w:type="dxa" w:w="3888"/>
+            <w:tcW w:type="dxa" w:w="3360"/>
             <w:shd w:fill="F8FAFC"/>
             <w:tcMar>
               <w:top w:w="80" w:type="dxa"/>
@@ -2211,7 +2025,7 @@
       <w:tr>
         <w:tc>
           <w:tcPr>
-            <w:tcW w:type="dxa" w:w="2592"/>
+            <w:tcW w:type="dxa" w:w="3360"/>
             <w:shd w:fill="FFFFFF"/>
             <w:tcMar>
               <w:top w:w="80" w:type="dxa"/>
@@ -2228,13 +2042,13 @@
               <w:rPr>
                 <w:sz w:val="18"/>
               </w:rPr>
-              <w:t>5. Срок производства</w:t>
+              <w:t>**5. Срок производства**</w:t>
             </w:r>
           </w:p>
         </w:tc>
         <w:tc>
           <w:tcPr>
-            <w:tcW w:type="dxa" w:w="3600"/>
+            <w:tcW w:type="dxa" w:w="3360"/>
             <w:shd w:fill="FFFFFF"/>
             <w:tcMar>
               <w:top w:w="80" w:type="dxa"/>
@@ -2257,7 +2071,7 @@
         </w:tc>
         <w:tc>
           <w:tcPr>
-            <w:tcW w:type="dxa" w:w="3888"/>
+            <w:tcW w:type="dxa" w:w="3360"/>
             <w:shd w:fill="FFFFFF"/>
             <w:tcMar>
               <w:top w:w="80" w:type="dxa"/>
@@ -2282,7 +2096,7 @@
       <w:tr>
         <w:tc>
           <w:tcPr>
-            <w:tcW w:type="dxa" w:w="2592"/>
+            <w:tcW w:type="dxa" w:w="3360"/>
             <w:shd w:fill="F8FAFC"/>
             <w:tcMar>
               <w:top w:w="80" w:type="dxa"/>
@@ -2299,13 +2113,13 @@
               <w:rPr>
                 <w:sz w:val="18"/>
               </w:rPr>
-              <w:t>6. Габариты и вес</w:t>
+              <w:t>**6. Габариты и вес**</w:t>
             </w:r>
           </w:p>
         </w:tc>
         <w:tc>
           <w:tcPr>
-            <w:tcW w:type="dxa" w:w="3600"/>
+            <w:tcW w:type="dxa" w:w="3360"/>
             <w:shd w:fill="F8FAFC"/>
             <w:tcMar>
               <w:top w:w="80" w:type="dxa"/>
@@ -2328,7 +2142,7 @@
         </w:tc>
         <w:tc>
           <w:tcPr>
-            <w:tcW w:type="dxa" w:w="3888"/>
+            <w:tcW w:type="dxa" w:w="3360"/>
             <w:shd w:fill="F8FAFC"/>
             <w:tcMar>
               <w:top w:w="80" w:type="dxa"/>
@@ -2353,7 +2167,7 @@
       <w:tr>
         <w:tc>
           <w:tcPr>
-            <w:tcW w:type="dxa" w:w="2592"/>
+            <w:tcW w:type="dxa" w:w="3360"/>
             <w:shd w:fill="FFFFFF"/>
             <w:tcMar>
               <w:top w:w="80" w:type="dxa"/>
@@ -2370,13 +2184,13 @@
               <w:rPr>
                 <w:sz w:val="18"/>
               </w:rPr>
-              <w:t>7. Результат торга</w:t>
+              <w:t>**7. Результат торга**</w:t>
             </w:r>
           </w:p>
         </w:tc>
         <w:tc>
           <w:tcPr>
-            <w:tcW w:type="dxa" w:w="3600"/>
+            <w:tcW w:type="dxa" w:w="3360"/>
             <w:shd w:fill="FFFFFF"/>
             <w:tcMar>
               <w:top w:w="80" w:type="dxa"/>
@@ -2399,7 +2213,7 @@
         </w:tc>
         <w:tc>
           <w:tcPr>
-            <w:tcW w:type="dxa" w:w="3888"/>
+            <w:tcW w:type="dxa" w:w="3360"/>
             <w:shd w:fill="FFFFFF"/>
             <w:tcMar>
               <w:top w:w="80" w:type="dxa"/>
@@ -2468,7 +2282,7 @@
                 <w:color w:val="4A5568"/>
                 <w:sz w:val="18"/>
               </w:rPr>
-              <w:t>Скриншот поля комментария в задаче: прикрепленные файлы КП и заполненный структурированный отчет</w:t>
+              <w:t>Поле ввода комментария в задаче с прикрепленными файлами КП и структурированным отчетом]**</w:t>
             </w:r>
           </w:p>
         </w:tc>
@@ -2500,16 +2314,9 @@
       </w:pPr>
       <w:r>
         <w:rPr>
-          <w:b/>
           <w:sz w:val="20"/>
         </w:rPr>
-        <w:t xml:space="preserve">Запрет молчаливого закрытия: </w:t>
-      </w:r>
-      <w:r>
-        <w:rPr>
-          <w:sz w:val="20"/>
-        </w:rPr>
-        <w:t>Никогда не нажимайте кнопку «Завершить» молча без отчета и предупреждения коллег.</w:t>
+        <w:t>**Запрет молчаливого закрытия:** Никогда не нажимайте кнопку «Завершить» молча без отчета и предупреждения коллег.</w:t>
       </w:r>
     </w:p>
     <w:p>
@@ -2519,16 +2326,9 @@
       </w:pPr>
       <w:r>
         <w:rPr>
-          <w:b/>
           <w:sz w:val="20"/>
         </w:rPr>
-        <w:t xml:space="preserve">Тегирование коллеги: </w:t>
-      </w:r>
-      <w:r>
-        <w:rPr>
-          <w:sz w:val="20"/>
-        </w:rPr>
-        <w:t>В конце комментария отметьте коллегу через символ «@» (например, @Александра, @Артём или @Азат) и кратко напишите резюме: «КП прикреплено, готовы к согласованию».</w:t>
+        <w:t>**Тегирование коллеги:** В конце комментария отметьте коллегу через символ «@» (например, `@Александра`, `@Артём` или `@Азат`) и кратко напишите резюме: «КП прикреплено, готовы к согласованию».</w:t>
       </w:r>
     </w:p>
     <w:p>
@@ -2538,16 +2338,9 @@
       </w:pPr>
       <w:r>
         <w:rPr>
-          <w:b/>
           <w:sz w:val="20"/>
         </w:rPr>
-        <w:t xml:space="preserve">Финализация: </w:t>
-      </w:r>
-      <w:r>
-        <w:rPr>
-          <w:sz w:val="20"/>
-        </w:rPr>
-        <w:t>После публикации комментария нажмите кнопку «Завершить» (Finish Task) или передайте ответственность коллеге, если требуется следующий этап.</w:t>
+        <w:t>**Финализация:** После публикации комментария нажмите кнопку «Завершить» (Finish Task) или передайте ответственность коллеге, если требуется следующий этап.</w:t>
       </w:r>
     </w:p>
     <w:p>
@@ -2596,13 +2389,6 @@
       </w:pPr>
       <w:r>
         <w:rPr>
-          <w:b/>
-          <w:sz w:val="20"/>
-        </w:rPr>
-        <w:t xml:space="preserve">Шаг 1: </w:t>
-      </w:r>
-      <w:r>
-        <w:rPr>
           <w:sz w:val="20"/>
         </w:rPr>
         <w:t>Откройте карточку соответствующей Сделки в CRM.</w:t>
@@ -2613,13 +2399,6 @@
         <w:pStyle w:val="ListBullet"/>
         <w:spacing w:before="20" w:after="60" w:line="276" w:lineRule="auto"/>
       </w:pPr>
-      <w:r>
-        <w:rPr>
-          <w:b/>
-          <w:sz w:val="20"/>
-        </w:rPr>
-        <w:t xml:space="preserve">Шаг 2: </w:t>
-      </w:r>
       <w:r>
         <w:rPr>
           <w:sz w:val="20"/>
@@ -2634,13 +2413,6 @@
       </w:pPr>
       <w:r>
         <w:rPr>
-          <w:b/>
-          <w:sz w:val="20"/>
-        </w:rPr>
-        <w:t xml:space="preserve">Шаг 3: </w:t>
-      </w:r>
-      <w:r>
-        <w:rPr>
           <w:sz w:val="20"/>
         </w:rPr>
         <w:t>Нажмите на стрелочку рядом с кнопкой «Создать задачу» для открытия списка предустановленных шаблонов.</w:t>
@@ -2651,13 +2423,6 @@
         <w:pStyle w:val="ListBullet"/>
         <w:spacing w:before="20" w:after="60" w:line="276" w:lineRule="auto"/>
       </w:pPr>
-      <w:r>
-        <w:rPr>
-          <w:b/>
-          <w:sz w:val="20"/>
-        </w:rPr>
-        <w:t xml:space="preserve">Шаг 4: </w:t>
-      </w:r>
       <w:r>
         <w:rPr>
           <w:sz w:val="20"/>
@@ -2706,7 +2471,7 @@
                 <w:color w:val="4A5568"/>
                 <w:sz w:val="18"/>
               </w:rPr>
-              <w:t>Скриншот выбора шаблона №66 «Поиск товара/запрос поставщику 搜品/向供应商询价» из выпадающего меню сделки</w:t>
+              <w:t>Меню выбора шаблона задачи №66 «Поиск товара/запрос поставщику 搜品/向供应商询价»]**</w:t>
             </w:r>
           </w:p>
         </w:tc>
@@ -2738,16 +2503,9 @@
       </w:pPr>
       <w:r>
         <w:rPr>
-          <w:b/>
           <w:sz w:val="20"/>
         </w:rPr>
-        <w:t xml:space="preserve">Название задачи: </w:t>
-      </w:r>
-      <w:r>
-        <w:rPr>
-          <w:sz w:val="20"/>
-        </w:rPr>
-        <w:t>Формируется по стандарту: «[Тендер/Клиент] Поиск товара: [Наименование] / 搜品: [中文名称]».</w:t>
+        <w:t>**Название задачи:** Формируется по стандарту: «[Тендер/Клиент] Поиск товара: [Наименование] / 搜品: [中文名称]».</w:t>
       </w:r>
     </w:p>
     <w:p>
@@ -2757,16 +2515,9 @@
       </w:pPr>
       <w:r>
         <w:rPr>
-          <w:b/>
           <w:sz w:val="20"/>
         </w:rPr>
-        <w:t xml:space="preserve">Связь с CRM (Сделка): </w:t>
-      </w:r>
-      <w:r>
-        <w:rPr>
-          <w:sz w:val="20"/>
-        </w:rPr>
-        <w:t>При создании из сделки привязка к сделке проставляется автоматически. Проверьте ее наличие.</w:t>
+        <w:t>**Связь с CRM (Сделка):** При создании из сделки привязка к сделке проставляется автоматически. Проверьте ее наличие.</w:t>
       </w:r>
     </w:p>
     <w:p>
@@ -2776,16 +2527,9 @@
       </w:pPr>
       <w:r>
         <w:rPr>
-          <w:b/>
           <w:sz w:val="20"/>
         </w:rPr>
-        <w:t xml:space="preserve">Ответственный (Исполнитель): </w:t>
-      </w:r>
-      <w:r>
-        <w:rPr>
-          <w:sz w:val="20"/>
-        </w:rPr>
-        <w:t>Специалист по снабжению (Ли Юйнань или Ван) в соответствии с тандемом 50/50.</w:t>
+        <w:t>**Ответственный (Исполнитель):** Специалист по снабжению (Ли Юйнань или Ван) в соответствии с тандемом 50/50.</w:t>
       </w:r>
     </w:p>
     <w:p>
@@ -2795,16 +2539,9 @@
       </w:pPr>
       <w:r>
         <w:rPr>
-          <w:b/>
           <w:sz w:val="20"/>
         </w:rPr>
-        <w:t xml:space="preserve">Крайний срок (Дедлайн): </w:t>
-      </w:r>
-      <w:r>
-        <w:rPr>
-          <w:sz w:val="20"/>
-        </w:rPr>
-        <w:t>Ставится постановщиком (обычно 24–48 часов для первичного КП).</w:t>
+        <w:t>**Крайний срок (Дедлайн):** Ставится постановщиком (обычно 24–48 часов для первичного КП).</w:t>
       </w:r>
     </w:p>
     <w:p>
@@ -2814,16 +2551,9 @@
       </w:pPr>
       <w:r>
         <w:rPr>
-          <w:b/>
           <w:sz w:val="20"/>
         </w:rPr>
-        <w:t xml:space="preserve">Чек-лист и описание: </w:t>
-      </w:r>
-      <w:r>
-        <w:rPr>
-          <w:sz w:val="20"/>
-        </w:rPr>
-        <w:t>В теле задачи уже предзаполнена таблица для внесения параметров найденного оборудования.</w:t>
+        <w:t>**Чек-лист и описание:** В теле задачи уже предзаполнена таблица для внесения параметров найденного оборудования.</w:t>
       </w:r>
     </w:p>
     <w:p>
@@ -2872,13 +2602,6 @@
       </w:pPr>
       <w:r>
         <w:rPr>
-          <w:b/>
-          <w:sz w:val="20"/>
-        </w:rPr>
-        <w:t xml:space="preserve">Шаг 1: </w:t>
-      </w:r>
-      <w:r>
-        <w:rPr>
           <w:sz w:val="20"/>
         </w:rPr>
         <w:t>В левом меню перейдите в раздел CRM -&gt; подраздел «Компании» (Companies / 公司).</w:t>
@@ -2891,13 +2614,6 @@
       </w:pPr>
       <w:r>
         <w:rPr>
-          <w:b/>
-          <w:sz w:val="20"/>
-        </w:rPr>
-        <w:t xml:space="preserve">Шаг 2: Проверка дублей: </w:t>
-      </w:r>
-      <w:r>
-        <w:rPr>
           <w:sz w:val="20"/>
         </w:rPr>
         <w:t>В строке поиска введите название фабрики на китайском языке. Убедитесь, что такой компании еще нет в базе (защита от дубликатов).</w:t>
@@ -2908,13 +2624,6 @@
         <w:pStyle w:val="ListBullet"/>
         <w:spacing w:before="20" w:after="60" w:line="276" w:lineRule="auto"/>
       </w:pPr>
-      <w:r>
-        <w:rPr>
-          <w:b/>
-          <w:sz w:val="20"/>
-        </w:rPr>
-        <w:t xml:space="preserve">Шаг 3: </w:t>
-      </w:r>
       <w:r>
         <w:rPr>
           <w:sz w:val="20"/>
@@ -2963,7 +2672,7 @@
                 <w:color w:val="4A5568"/>
                 <w:sz w:val="18"/>
               </w:rPr>
-              <w:t>Скриншот раздела CRM «Компании» с кнопкой «Создать» и строкой поиска дубликатов</w:t>
+              <w:t>Раздел CRM «Компании» — строка поиска дубликатов и синяя кнопка «Создать компанию»]**</w:t>
             </w:r>
           </w:p>
         </w:tc>
@@ -3002,7 +2711,7 @@
       <w:tr>
         <w:tc>
           <w:tcPr>
-            <w:tcW w:type="dxa" w:w="2592"/>
+            <w:tcW w:type="dxa" w:w="3360"/>
             <w:shd w:fill="1E3A8A"/>
             <w:tcMar>
               <w:top w:w="100" w:type="dxa"/>
@@ -3028,7 +2737,7 @@
         </w:tc>
         <w:tc>
           <w:tcPr>
-            <w:tcW w:type="dxa" w:w="3888"/>
+            <w:tcW w:type="dxa" w:w="3360"/>
             <w:shd w:fill="1E3A8A"/>
             <w:tcMar>
               <w:top w:w="100" w:type="dxa"/>
@@ -3054,7 +2763,7 @@
         </w:tc>
         <w:tc>
           <w:tcPr>
-            <w:tcW w:type="dxa" w:w="3600"/>
+            <w:tcW w:type="dxa" w:w="3360"/>
             <w:shd w:fill="1E3A8A"/>
             <w:tcMar>
               <w:top w:w="100" w:type="dxa"/>
@@ -3082,7 +2791,7 @@
       <w:tr>
         <w:tc>
           <w:tcPr>
-            <w:tcW w:type="dxa" w:w="2592"/>
+            <w:tcW w:type="dxa" w:w="3360"/>
             <w:shd w:fill="FFFFFF"/>
             <w:tcMar>
               <w:top w:w="80" w:type="dxa"/>
@@ -3099,13 +2808,13 @@
               <w:rPr>
                 <w:sz w:val="18"/>
               </w:rPr>
-              <w:t>Название компании</w:t>
+              <w:t>**Название компании**</w:t>
             </w:r>
           </w:p>
         </w:tc>
         <w:tc>
           <w:tcPr>
-            <w:tcW w:type="dxa" w:w="3888"/>
+            <w:tcW w:type="dxa" w:w="3360"/>
             <w:shd w:fill="FFFFFF"/>
             <w:tcMar>
               <w:top w:w="80" w:type="dxa"/>
@@ -3128,7 +2837,7 @@
         </w:tc>
         <w:tc>
           <w:tcPr>
-            <w:tcW w:type="dxa" w:w="3600"/>
+            <w:tcW w:type="dxa" w:w="3360"/>
             <w:shd w:fill="FFFFFF"/>
             <w:tcMar>
               <w:top w:w="80" w:type="dxa"/>
@@ -3153,7 +2862,7 @@
       <w:tr>
         <w:tc>
           <w:tcPr>
-            <w:tcW w:type="dxa" w:w="2592"/>
+            <w:tcW w:type="dxa" w:w="3360"/>
             <w:shd w:fill="F8FAFC"/>
             <w:tcMar>
               <w:top w:w="80" w:type="dxa"/>
@@ -3170,13 +2879,13 @@
               <w:rPr>
                 <w:sz w:val="18"/>
               </w:rPr>
-              <w:t>Тип компании</w:t>
+              <w:t>**Тип компании**</w:t>
             </w:r>
           </w:p>
         </w:tc>
         <w:tc>
           <w:tcPr>
-            <w:tcW w:type="dxa" w:w="3888"/>
+            <w:tcW w:type="dxa" w:w="3360"/>
             <w:shd w:fill="F8FAFC"/>
             <w:tcMar>
               <w:top w:w="80" w:type="dxa"/>
@@ -3199,7 +2908,7 @@
         </w:tc>
         <w:tc>
           <w:tcPr>
-            <w:tcW w:type="dxa" w:w="3600"/>
+            <w:tcW w:type="dxa" w:w="3360"/>
             <w:shd w:fill="F8FAFC"/>
             <w:tcMar>
               <w:top w:w="80" w:type="dxa"/>
@@ -3224,7 +2933,7 @@
       <w:tr>
         <w:tc>
           <w:tcPr>
-            <w:tcW w:type="dxa" w:w="2592"/>
+            <w:tcW w:type="dxa" w:w="3360"/>
             <w:shd w:fill="FFFFFF"/>
             <w:tcMar>
               <w:top w:w="80" w:type="dxa"/>
@@ -3241,13 +2950,13 @@
               <w:rPr>
                 <w:sz w:val="18"/>
               </w:rPr>
-              <w:t>Контактное лицо</w:t>
+              <w:t>**Контактное лицо**</w:t>
             </w:r>
           </w:p>
         </w:tc>
         <w:tc>
           <w:tcPr>
-            <w:tcW w:type="dxa" w:w="3888"/>
+            <w:tcW w:type="dxa" w:w="3360"/>
             <w:shd w:fill="FFFFFF"/>
             <w:tcMar>
               <w:top w:w="80" w:type="dxa"/>
@@ -3270,7 +2979,7 @@
         </w:tc>
         <w:tc>
           <w:tcPr>
-            <w:tcW w:type="dxa" w:w="3600"/>
+            <w:tcW w:type="dxa" w:w="3360"/>
             <w:shd w:fill="FFFFFF"/>
             <w:tcMar>
               <w:top w:w="80" w:type="dxa"/>
@@ -3295,7 +3004,7 @@
       <w:tr>
         <w:tc>
           <w:tcPr>
-            <w:tcW w:type="dxa" w:w="2592"/>
+            <w:tcW w:type="dxa" w:w="3360"/>
             <w:shd w:fill="F8FAFC"/>
             <w:tcMar>
               <w:top w:w="80" w:type="dxa"/>
@@ -3312,13 +3021,13 @@
               <w:rPr>
                 <w:sz w:val="18"/>
               </w:rPr>
-              <w:t>Телефон и WeChat</w:t>
+              <w:t>**Телефон и WeChat**</w:t>
             </w:r>
           </w:p>
         </w:tc>
         <w:tc>
           <w:tcPr>
-            <w:tcW w:type="dxa" w:w="3888"/>
+            <w:tcW w:type="dxa" w:w="3360"/>
             <w:shd w:fill="F8FAFC"/>
             <w:tcMar>
               <w:top w:w="80" w:type="dxa"/>
@@ -3341,7 +3050,7 @@
         </w:tc>
         <w:tc>
           <w:tcPr>
-            <w:tcW w:type="dxa" w:w="3600"/>
+            <w:tcW w:type="dxa" w:w="3360"/>
             <w:shd w:fill="F8FAFC"/>
             <w:tcMar>
               <w:top w:w="80" w:type="dxa"/>
@@ -3366,7 +3075,7 @@
       <w:tr>
         <w:tc>
           <w:tcPr>
-            <w:tcW w:type="dxa" w:w="2592"/>
+            <w:tcW w:type="dxa" w:w="3360"/>
             <w:shd w:fill="FFFFFF"/>
             <w:tcMar>
               <w:top w:w="80" w:type="dxa"/>
@@ -3383,13 +3092,13 @@
               <w:rPr>
                 <w:sz w:val="18"/>
               </w:rPr>
-              <w:t>Email компании</w:t>
+              <w:t>**Email компании**</w:t>
             </w:r>
           </w:p>
         </w:tc>
         <w:tc>
           <w:tcPr>
-            <w:tcW w:type="dxa" w:w="3888"/>
+            <w:tcW w:type="dxa" w:w="3360"/>
             <w:shd w:fill="FFFFFF"/>
             <w:tcMar>
               <w:top w:w="80" w:type="dxa"/>
@@ -3412,7 +3121,7 @@
         </w:tc>
         <w:tc>
           <w:tcPr>
-            <w:tcW w:type="dxa" w:w="3600"/>
+            <w:tcW w:type="dxa" w:w="3360"/>
             <w:shd w:fill="FFFFFF"/>
             <w:tcMar>
               <w:top w:w="80" w:type="dxa"/>
@@ -3437,7 +3146,7 @@
       <w:tr>
         <w:tc>
           <w:tcPr>
-            <w:tcW w:type="dxa" w:w="2592"/>
+            <w:tcW w:type="dxa" w:w="3360"/>
             <w:shd w:fill="F8FAFC"/>
             <w:tcMar>
               <w:top w:w="80" w:type="dxa"/>
@@ -3454,13 +3163,13 @@
               <w:rPr>
                 <w:sz w:val="18"/>
               </w:rPr>
-              <w:t>Фактический адрес</w:t>
+              <w:t>**Фактический адрес**</w:t>
             </w:r>
           </w:p>
         </w:tc>
         <w:tc>
           <w:tcPr>
-            <w:tcW w:type="dxa" w:w="3888"/>
+            <w:tcW w:type="dxa" w:w="3360"/>
             <w:shd w:fill="F8FAFC"/>
             <w:tcMar>
               <w:top w:w="80" w:type="dxa"/>
@@ -3483,7 +3192,7 @@
         </w:tc>
         <w:tc>
           <w:tcPr>
-            <w:tcW w:type="dxa" w:w="3600"/>
+            <w:tcW w:type="dxa" w:w="3360"/>
             <w:shd w:fill="F8FAFC"/>
             <w:tcMar>
               <w:top w:w="80" w:type="dxa"/>
@@ -3508,7 +3217,7 @@
       <w:tr>
         <w:tc>
           <w:tcPr>
-            <w:tcW w:type="dxa" w:w="2592"/>
+            <w:tcW w:type="dxa" w:w="3360"/>
             <w:shd w:fill="FFFFFF"/>
             <w:tcMar>
               <w:top w:w="80" w:type="dxa"/>
@@ -3525,13 +3234,13 @@
               <w:rPr>
                 <w:sz w:val="18"/>
               </w:rPr>
-              <w:t>Вложения (Файлы)</w:t>
+              <w:t>**Вложения (Файлы)**</w:t>
             </w:r>
           </w:p>
         </w:tc>
         <w:tc>
           <w:tcPr>
-            <w:tcW w:type="dxa" w:w="3888"/>
+            <w:tcW w:type="dxa" w:w="3360"/>
             <w:shd w:fill="FFFFFF"/>
             <w:tcMar>
               <w:top w:w="80" w:type="dxa"/>
@@ -3554,7 +3263,7 @@
         </w:tc>
         <w:tc>
           <w:tcPr>
-            <w:tcW w:type="dxa" w:w="3600"/>
+            <w:tcW w:type="dxa" w:w="3360"/>
             <w:shd w:fill="FFFFFF"/>
             <w:tcMar>
               <w:top w:w="80" w:type="dxa"/>
@@ -3628,16 +3337,9 @@
       </w:pPr>
       <w:r>
         <w:rPr>
-          <w:b/>
           <w:sz w:val="20"/>
         </w:rPr>
-        <w:t xml:space="preserve">09:00 (Китайское время): </w:t>
-      </w:r>
-      <w:r>
-        <w:rPr>
-          <w:sz w:val="20"/>
-        </w:rPr>
-        <w:t>Проверка раздела «Задачи и Проекты» (фильтр «Делаю»), непрочитанных сообщений в чатах Битрикс24, составление плана задач на день.</w:t>
+        <w:t>**09:00 (Китайское время):** Проверка раздела «Задачи и Проекты» (фильтр «Делаю»), непрочитанных сообщений в чатах Битрикс24, составление плана задач на день.</w:t>
       </w:r>
     </w:p>
     <w:p>
@@ -3647,16 +3349,9 @@
       </w:pPr>
       <w:r>
         <w:rPr>
-          <w:b/>
           <w:sz w:val="20"/>
         </w:rPr>
-        <w:t xml:space="preserve">10:00 – 17:00: </w:t>
-      </w:r>
-      <w:r>
-        <w:rPr>
-          <w:sz w:val="20"/>
-        </w:rPr>
-        <w:t>Активная связь с заводами, запросы КП, торг, уточнение технических параметров, координация складов.</w:t>
+        <w:t>**10:00 – 17:00:** Активная связь с заводами, запросы КП, торг, уточнение технических параметров, координация складов.</w:t>
       </w:r>
     </w:p>
     <w:p>
@@ -3666,16 +3361,9 @@
       </w:pPr>
       <w:r>
         <w:rPr>
-          <w:b/>
           <w:sz w:val="20"/>
         </w:rPr>
-        <w:t xml:space="preserve">До 18:00 (Китайское время): </w:t>
-      </w:r>
-      <w:r>
-        <w:rPr>
-          <w:sz w:val="20"/>
-        </w:rPr>
-        <w:t>ОБЯЗАТЕЛЬНАЯ фиксация статусов по всем открытым задачам. По каждой задаче в работе должен появиться свежий комментарий с описанием прогресса за день.</w:t>
+        <w:t>**До 18:00 (Китайское время):** ОБЯЗАТЕЛЬНАЯ фиксация статусов по всем открытым задачам. По каждой задаче в работе должен появиться свежий комментарий с описанием прогресса за день.</w:t>
       </w:r>
     </w:p>
     <w:p>
@@ -3699,16 +3387,9 @@
       </w:pPr>
       <w:r>
         <w:rPr>
-          <w:b/>
           <w:sz w:val="20"/>
         </w:rPr>
-        <w:t xml:space="preserve">Предупреждение до просрочки: </w:t>
-      </w:r>
-      <w:r>
-        <w:rPr>
-          <w:sz w:val="20"/>
-        </w:rPr>
-        <w:t>Если фабрика задерживает расчет и существует риск не успеть к дедлайну, сотрудник ОБЯЗАН предупредить постановщика в комментариях и согласовать перенос срока ЗАРАНЕЕ (ДО наступления просрочки).</w:t>
+        <w:t>**Предупреждение до просрочки:** Если фабрика задерживает расчет и существует риск не успеть к дедлайну, сотрудник ОБЯЗАН предупредить постановщика в комментариях и согласовать перенос срока ЗАРАНЕЕ (ДО наступления просрочки).</w:t>
       </w:r>
     </w:p>
     <w:p>
@@ -3718,16 +3399,9 @@
       </w:pPr>
       <w:r>
         <w:rPr>
-          <w:b/>
           <w:sz w:val="20"/>
         </w:rPr>
-        <w:t xml:space="preserve">Красные задачи недопустимы: </w:t>
-      </w:r>
-      <w:r>
-        <w:rPr>
-          <w:sz w:val="20"/>
-        </w:rPr>
-        <w:t>Ситуация, когда дедлайн наступил, задача загорелась красным, а сотрудник молчит — считается грубым нарушением рабочей дисциплины.</w:t>
+        <w:t>**Красные задачи недопустимы:** Ситуация, когда дедлайн наступил, задача загорелась красным, а сотрудник молчит — считается грубым нарушением рабочей дисциплины.</w:t>
       </w:r>
     </w:p>
     <w:p>
@@ -3751,16 +3425,9 @@
       </w:pPr>
       <w:r>
         <w:rPr>
-          <w:b/>
           <w:sz w:val="20"/>
         </w:rPr>
-        <w:t xml:space="preserve">Сообщения от коллег: </w:t>
-      </w:r>
-      <w:r>
-        <w:rPr>
-          <w:sz w:val="20"/>
-        </w:rPr>
-        <w:t>Руководители и коллеги из РФ пишут вам в чатах и задачах по-китайски (на русском — только в экстренных случаях спешки).</w:t>
+        <w:t>**Сообщения от коллег:** Руководители и коллеги из РФ пишут вам в чатах и задачах по-китайски (на русском — только в экстренных случаях спешки).</w:t>
       </w:r>
     </w:p>
     <w:p>
@@ -3770,16 +3437,9 @@
       </w:pPr>
       <w:r>
         <w:rPr>
-          <w:b/>
           <w:sz w:val="20"/>
         </w:rPr>
-        <w:t xml:space="preserve">Технические файлы: </w:t>
-      </w:r>
-      <w:r>
-        <w:rPr>
-          <w:sz w:val="20"/>
-        </w:rPr>
-        <w:t>Исходные технические задания, ГОСТы и опросные листы передаются в оригинале на русском языке. Сотрудники в Китае самостоятельно работают с техническим переводом через нейросети.</w:t>
+        <w:t>**Технические файлы:** Исходные технические задания, ГОСТы и опросные листы передаются в оригинале на русском языке. Сотрудники в Китае самостоятельно работают с техническим переводом через нейросети.</w:t>
       </w:r>
     </w:p>
     <w:p>
@@ -3789,16 +3449,9 @@
       </w:pPr>
       <w:r>
         <w:rPr>
-          <w:b/>
           <w:sz w:val="20"/>
         </w:rPr>
-        <w:t xml:space="preserve">Ответы сотрудника: </w:t>
-      </w:r>
-      <w:r>
-        <w:rPr>
-          <w:sz w:val="20"/>
-        </w:rPr>
-        <w:t>Вы можете писать комментарии и отчеты на китайском языке. Главное — четкая структура, цифры и отсутствие двусмысленности.</w:t>
+        <w:t>**Ответы сотрудника:** Вы можете писать комментарии и отчеты на китайском языке. Главное — четкая структура, цифры и отсутствие двусмысленности.</w:t>
       </w:r>
     </w:p>
     <w:sectPr>
